--- a/corpus/synthetic/symbol-fonts__004.docx
+++ b/corpus/synthetic/symbol-fonts__004.docx
@@ -5,9 +5,12 @@
     <w:p>
       <w:r>
         <w:rPr>
-          <w:rFonts w:ascii="Wingdings" w:hAnsi="Wingdings"/>
+          <w:rFonts w:ascii="Symbol" w:hAnsi="Symbol"/>
         </w:rPr>
-        <w:t>le</w:t>
+        <w:t></w:t>
+      </w:r>
+      <w:r>
+        <w:t xml:space="preserve"> 后文</w:t>
       </w:r>
     </w:p>
     <w:sectPr>
